--- a/Markashov_German_lb5/Markashov_German_lb5.docx
+++ b/Markashov_German_lb5/Markashov_German_lb5.docx
@@ -2555,7 +2555,14 @@
           <w:szCs w:val="28"/>
           <w:lang w:val="en-US"/>
         </w:rPr>
-        <w:t xml:space="preserve">N – </w:t>
+        <w:t>N</w:t>
+      </w:r>
+      <w:r>
+        <w:rPr>
+          <w:sz w:val="28"/>
+          <w:szCs w:val="28"/>
+        </w:rPr>
+        <w:t xml:space="preserve"> – </w:t>
       </w:r>
       <w:r>
         <w:rPr>
@@ -2864,7 +2871,6 @@
         <w:rPr>
           <w:sz w:val="28"/>
           <w:szCs w:val="28"/>
-          <w:lang w:val="en-US"/>
         </w:rPr>
         <w:t>|</w:t>
       </w:r>
@@ -2879,7 +2885,6 @@
         <w:rPr>
           <w:sz w:val="28"/>
           <w:szCs w:val="28"/>
-          <w:lang w:val="en-US"/>
         </w:rPr>
         <w:t xml:space="preserve">| - </w:t>
       </w:r>
@@ -2899,16 +2904,22 @@
         <w:rPr>
           <w:sz w:val="28"/>
           <w:szCs w:val="28"/>
-          <w:lang w:val="en-US"/>
-        </w:rPr>
-      </w:pPr>
-      <w:r>
-        <w:rPr>
-          <w:sz w:val="28"/>
-          <w:szCs w:val="28"/>
-          <w:lang w:val="en-US"/>
-        </w:rPr>
-        <w:t xml:space="preserve">N – </w:t>
+        </w:rPr>
+      </w:pPr>
+      <w:r>
+        <w:rPr>
+          <w:sz w:val="28"/>
+          <w:szCs w:val="28"/>
+          <w:lang w:val="en-US"/>
+        </w:rPr>
+        <w:t>N</w:t>
+      </w:r>
+      <w:r>
+        <w:rPr>
+          <w:sz w:val="28"/>
+          <w:szCs w:val="28"/>
+        </w:rPr>
+        <w:t xml:space="preserve"> – </w:t>
       </w:r>
       <w:r>
         <w:rPr>
@@ -3297,6 +3308,21 @@
           <w:lang w:val="en-US"/>
         </w:rPr>
         <w:t>m</w:t>
+      </w:r>
+      <w:r>
+        <w:rPr>
+          <w:sz w:val="28"/>
+          <w:szCs w:val="28"/>
+        </w:rPr>
+        <w:t xml:space="preserve"> + </w:t>
+      </w:r>
+      <w:r>
+        <w:rPr>
+          <w:sz w:val="28"/>
+          <w:szCs w:val="28"/>
+          <w:lang w:val="en-US"/>
+        </w:rPr>
+        <w:t>N</w:t>
       </w:r>
       <w:r>
         <w:rPr>
